--- a/ai_analysis.docx
+++ b/ai_analysis.docx
@@ -11,36 +11,28 @@
         <w:br/>
         <w:t>Ответ модели:</w:t>
         <w:br/>
-        <w:t>Фрагмент: &lt;Наименование: поставка носков.&gt;</w:t>
+        <w:t>Соответствующие фрагменты текста проекта:</w:t>
         <w:br/>
-        <w:t>Степень соответствия: полное совпадение</w:t>
+        <w:t>1) &lt;Контракт № на поставку машин&gt;</w:t>
+        <w:br/>
+        <w:t>2) Наименование: поставка носков.</w:t>
+        <w:br/>
+        <w:t>3) Наименование товара, работы, услуги: Ноутбук</w:t>
         <w:br/>
         <w:br/>
-        <w:t>Фрагмент: &lt;Контракт № на поставку носков&gt;</w:t>
-        <w:br/>
-        <w:t>Степень соответствия: полное совпадение</w:t>
+        <w:t>Степень соответствия: не соответствует</w:t>
         <w:br/>
         <w:br/>
-        <w:t>Фрагмент: &lt;на поставку носков&gt;</w:t>
+        <w:t>Поле: Наименование объекта закупки</w:t>
         <w:br/>
-        <w:t>Степень соответствия: полное совпадение</w:t>
+        <w:t>Ошибка: нерелевантный товар (машин/автомобиль вместо носков)</w:t>
+        <w:br/>
+        <w:t>Поле: Наименование объекта закупки</w:t>
+        <w:br/>
+        <w:t>Ошибка: нерелевантный товар (Ноутбук вместо носков)</w:t>
         <w:br/>
         <w:br/>
-        <w:t>--------------------</w:t>
-        <w:br/>
-        <w:br/>
-        <w:t>Эталонный пункт:</w:t>
-        <w:br/>
-        <w:t>Код ОКПД 2 и его наименования (расшифровки): 26.20.11.110 - Носки, в том числе портативные в защищенном исполнении, предназначенные для работы в сложной среде эксплуатации</w:t>
-        <w:br/>
-        <w:br/>
-        <w:t>Ответ модели:</w:t>
-        <w:br/>
-        <w:t>Фрагмент: Наименование товара, работы, услуги: Носок; Наименование характеристики: Тип; Значение характеристики: Хлопковые, повседневные; Единица измерения характеристики: -; Количество, штук: 34</w:t>
-        <w:br/>
-        <w:t>Степень соответствия: частичное совпадение</w:t>
-        <w:br/>
-        <w:t>Комментарий: Отсутствие кода ОКПД 2 и расшифровки наименования, несоответствие наименованию и типу товара (хлопковые повседневные вместо носков в защищённом исполнении).</w:t>
+        <w:t>Заключение: Количество ошибок: 2</w:t>
         <w:br/>
         <w:br/>
         <w:t>--------------------</w:t>
@@ -53,12 +45,15 @@
         <w:br/>
         <w:t>Ответ модели:</w:t>
         <w:br/>
-        <w:t xml:space="preserve">Код позиции КТРУ: 26.20.11.110-10000155 - Носок  </w:t>
+        <w:t>Соответствующие фрагменты текста проекта:</w:t>
         <w:br/>
-        <w:t xml:space="preserve">полное совпадение  </w:t>
+        <w:t>1) КТРУ: 26.20.11.110-10000155 - Носок</w:t>
         <w:br/>
         <w:br/>
-        <w:t>(другие фрагменты нерелевантны)</w:t>
+        <w:t>Степень соответствия: полное совпадение</w:t>
+        <w:br/>
+        <w:br/>
+        <w:t>Заключение: Количество ошибок: 0</w:t>
         <w:br/>
         <w:br/>
         <w:t>--------------------</w:t>
@@ -71,17 +66,25 @@
         <w:br/>
         <w:t>Ответ модели:</w:t>
         <w:br/>
-        <w:t>Фрагмент: &lt;Наименование товара, работы, услуги: Носок; Наименование характеристики: Тип; Значение характеристики: Хлопковые, повседневные; Единица измерения характеристики: -; Количество, штук: 34&gt;</w:t>
+        <w:t>Соответствующие фрагменты текста проекта:</w:t>
         <w:br/>
-        <w:t>Степень соответствия: полное совпадение</w:t>
+        <w:t>1) &lt;(Ноутбук) Количество, штук: 34</w:t>
         <w:br/>
         <w:br/>
-        <w:t>Фрагмент: &lt;Наименование товара, работы, услуги: Носок; Наименование характеристики: Срок службы; Значение характеристики: 12 месяцев; Единица измерения характеристики: -; Количество, штук: 34</w:t>
-        <w:br/>
-        <w:t>Комментарий: Несоответствие количества (эталон: 34, контракт: 34), отсутствует указание на соответствие эталонному наименованию "Носки"</w:t>
+        <w:t>Степень соответствия: не соответствует</w:t>
         <w:br/>
         <w:br/>
-        <w:t>Степень соответствия: частичное совпадение</w:t>
+        <w:t>Поле: Наименование объекта закупки</w:t>
+        <w:br/>
+        <w:t>Ошибка: несоответствие наименования (носки ↔ ноутбук)</w:t>
+        <w:br/>
+        <w:br/>
+        <w:t>Поле: Количество</w:t>
+        <w:br/>
+        <w:t>Ошибка: несоответствие единиц измерения (шт. ↔ штук)</w:t>
+        <w:br/>
+        <w:br/>
+        <w:t>Заключение: Количество ошибок: 2</w:t>
         <w:br/>
         <w:br/>
         <w:t>--------------------</w:t>
@@ -94,14 +97,19 @@
         <w:br/>
         <w:t>Ответ модели:</w:t>
         <w:br/>
-        <w:t>Фрагмент: &lt;№ 44-ФЗ "О контрактной системе в сфере закупок товаров, работ, услуг для обеспечения государственных и муниципальных нужд" в порядке и в сроки, установленные разделом VIII Контракта.</w:t>
+        <w:t>Соответствующие фрагменты текста проекта:</w:t>
         <w:br/>
-        <w:t>Степень соответствия: нерелевантен</w:t>
+        <w:t>1) &lt;3.1. Поставщик самостоятельно доставляет Товар Заказчику по адресу, указанному в структурированном виде (цифровой форме) электронного контракта, сформированного с использованием единой информационной системы в сфере закупок (далее - место доставки) в срок: в течение 48 (сорока восьми) календарных дней с даты&gt;;</w:t>
+        <w:br/>
+        <w:t>2) срок: в течение 48 (сорока восьми) календарных дней с даты заключения Контракта.</w:t>
+        <w:br/>
+        <w:t>3) Срок поставки: в течение 48 (сорока восьми) календарных дней с даты заключения Контракта.</w:t>
         <w:br/>
         <w:br/>
-        <w:t>Фрагмент: &lt;Срок поставки: в течение 48 (сорока восьми) календарных дней с даты заключения Контракта.&gt;</w:t>
+        <w:t>Степень соответствия: полное совпадение</w:t>
         <w:br/>
-        <w:t>Степень соответствия: полное совпадение</w:t>
+        <w:br/>
+        <w:t>Заключение: Количество ошибок: 0</w:t>
         <w:br/>
         <w:br/>
         <w:t>--------------------</w:t>
@@ -114,9 +122,15 @@
         <w:br/>
         <w:t>Ответ модели:</w:t>
         <w:br/>
-        <w:t>Фрагмент: Адрес поставки: Российская Федерация, Новосибирская область, г.о. город Новосибирск, г Новосибирск, пер Архонский, д. 10.</w:t>
+        <w:t>Соответствующие фрагменты текста проекта:</w:t>
+        <w:br/>
+        <w:t>1) Адрес поставки: Российская Федерация, Новосибирская область, г.о. город Новосибирск, г Новосибирск, пер Архонский, д. 10.</w:t>
+        <w:br/>
         <w:br/>
         <w:t>Степень соответствия: полное совпадение</w:t>
+        <w:br/>
+        <w:br/>
+        <w:t>Заключение: Количество ошибок: 0</w:t>
         <w:br/>
         <w:br/>
         <w:t>--------------------</w:t>

--- a/ai_analysis.docx
+++ b/ai_analysis.docx
@@ -4,137 +4,85 @@
   <w:body>
     <w:p>
       <w:r>
-        <w:t>Эталонный пункт:</w:t>
+        <w:t>---------------------</w:t>
         <w:br/>
-        <w:t>Наименование объекта закупки: Поставка носков</w:t>
+        <w:t>plan_point 1: Наименование объекта закупки: Поставка носков</w:t>
+        <w:br/>
+        <w:t>Найденные релевантные пункты:</w:t>
+        <w:br/>
+        <w:t>1. Наименование: поставка носков.</w:t>
+        <w:br/>
+        <w:t>2. Контракт № на поставку машин</w:t>
+        <w:br/>
+        <w:t>Ошибки:</w:t>
+        <w:br/>
+        <w:t>- противоречие в наименовании объекта закупки: указана поставка машин вместо носков</w:t>
+        <w:br/>
+        <w:t>--------------</w:t>
         <w:br/>
         <w:br/>
-        <w:t>Ответ модели:</w:t>
+        <w:t>---------------------</w:t>
         <w:br/>
-        <w:t>Соответствующие фрагменты текста проекта:</w:t>
+        <w:t>plan_point 2: Код позиции КТРУ: Код позиции: ; 26.20.11.110-10000155 - Носок</w:t>
         <w:br/>
-        <w:t>1) &lt;Контракт № на поставку машин&gt;</w:t>
+        <w:t>Найденные релевантные пункты:</w:t>
         <w:br/>
-        <w:t>2) Наименование: поставка носков.</w:t>
+        <w:t>1. КТРУ: 26.20.11.110-10000228 - Носок</w:t>
         <w:br/>
-        <w:t>3) Наименование товара, работы, услуги: Ноутбук</w:t>
+        <w:t>Ошибки:</w:t>
+        <w:br/>
+        <w:t>- код КТРУ не совпадает с plan_point</w:t>
+        <w:br/>
+        <w:t>--------------</w:t>
         <w:br/>
         <w:br/>
-        <w:t>Степень соответствия: не соответствует</w:t>
+        <w:t>---------------------</w:t>
+        <w:br/>
+        <w:t>plan_point 3: Количество: Носки - 34 шт.</w:t>
+        <w:br/>
+        <w:t>Найденные релевантные пункты:</w:t>
+        <w:br/>
+        <w:t>1. не найдено</w:t>
+        <w:br/>
+        <w:t>Ошибки:</w:t>
+        <w:br/>
+        <w:t>- не обнаружены</w:t>
+        <w:br/>
+        <w:t>--------------</w:t>
         <w:br/>
         <w:br/>
-        <w:t>Поле: Наименование объекта закупки</w:t>
+        <w:t>---------------------</w:t>
         <w:br/>
-        <w:t>Ошибка: нерелевантный товар (машин/автомобиль вместо носков)</w:t>
+        <w:t>plan_point 4: Сроки поставки товара, выполнения работ, оказания услуг по контракту: В течение 48 (сорока восьми) календарных дней с даты заключения Контракта.</w:t>
         <w:br/>
-        <w:t>Поле: Наименование объекта закупки</w:t>
+        <w:t>Найденные релевантные пункты:</w:t>
         <w:br/>
-        <w:t>Ошибка: нерелевантный товар (Ноутбук вместо носков)</w:t>
+        <w:t>1. в течение 48 (сорока трёх) календарных дней с даты заключения Контракта.</w:t>
+        <w:br/>
+        <w:t>2. Срок поставки: в течение 38 (тридцати восьми) календарных дней с даты заключения Контракта.</w:t>
+        <w:br/>
+        <w:t>Ошибки:</w:t>
+        <w:br/>
+        <w:t>- словесное значение "сорока трёх" не соответствует числу 48</w:t>
+        <w:br/>
+        <w:t>- несоответствие срока: 38 вместо 48</w:t>
+        <w:br/>
+        <w:t>--------------</w:t>
         <w:br/>
         <w:br/>
-        <w:t>Заключение: Количество ошибок: 2</w:t>
+        <w:t>---------------------</w:t>
         <w:br/>
+        <w:t>plan_point 5: Место поставки товара, оказания услуг, выполнения работ: Российская Федерация, Новосибирская область, г.о. город Новосибирск, г Новосибирск, пер Архонский, д. 10.</w:t>
         <w:br/>
-        <w:t>--------------------</w:t>
+        <w:t>Найденные релевантные пункты:</w:t>
         <w:br/>
+        <w:t>1. Адрес поставки: Российская Федерация, Новосибирская область, г.о. город Новосибирск, г Новосибирск, пер Чушпанский, д. 13.</w:t>
         <w:br/>
-        <w:t>Эталонный пункт:</w:t>
+        <w:t>Ошибки:</w:t>
         <w:br/>
-        <w:t>Код позиции КТРУ: Код позиции: ; 26.20.11.110-10000155 - Носок</w:t>
+        <w:t>- несоответствие адреса: пер Чушпанский, д. 13 вместо пер Архонский, д. 10</w:t>
         <w:br/>
-        <w:br/>
-        <w:t>Ответ модели:</w:t>
-        <w:br/>
-        <w:t>Соответствующие фрагменты текста проекта:</w:t>
-        <w:br/>
-        <w:t>1) КТРУ: 26.20.11.110-10000155 - Носок</w:t>
-        <w:br/>
-        <w:br/>
-        <w:t>Степень соответствия: полное совпадение</w:t>
-        <w:br/>
-        <w:br/>
-        <w:t>Заключение: Количество ошибок: 0</w:t>
-        <w:br/>
-        <w:br/>
-        <w:t>--------------------</w:t>
-        <w:br/>
-        <w:br/>
-        <w:t>Эталонный пункт:</w:t>
-        <w:br/>
-        <w:t>Количество: Носки - 34 шт.</w:t>
-        <w:br/>
-        <w:br/>
-        <w:t>Ответ модели:</w:t>
-        <w:br/>
-        <w:t>Соответствующие фрагменты текста проекта:</w:t>
-        <w:br/>
-        <w:t>1) &lt;(Ноутбук) Количество, штук: 34</w:t>
-        <w:br/>
-        <w:br/>
-        <w:t>Степень соответствия: не соответствует</w:t>
-        <w:br/>
-        <w:br/>
-        <w:t>Поле: Наименование объекта закупки</w:t>
-        <w:br/>
-        <w:t>Ошибка: несоответствие наименования (носки ↔ ноутбук)</w:t>
-        <w:br/>
-        <w:br/>
-        <w:t>Поле: Количество</w:t>
-        <w:br/>
-        <w:t>Ошибка: несоответствие единиц измерения (шт. ↔ штук)</w:t>
-        <w:br/>
-        <w:br/>
-        <w:t>Заключение: Количество ошибок: 2</w:t>
-        <w:br/>
-        <w:br/>
-        <w:t>--------------------</w:t>
-        <w:br/>
-        <w:br/>
-        <w:t>Эталонный пункт:</w:t>
-        <w:br/>
-        <w:t>Сроки поставки товара, выполнения работ, оказания услуг по контракту: В течение 48 (сорока восьми) календарных дней с даты заключения Контракта.</w:t>
-        <w:br/>
-        <w:br/>
-        <w:t>Ответ модели:</w:t>
-        <w:br/>
-        <w:t>Соответствующие фрагменты текста проекта:</w:t>
-        <w:br/>
-        <w:t>1) &lt;3.1. Поставщик самостоятельно доставляет Товар Заказчику по адресу, указанному в структурированном виде (цифровой форме) электронного контракта, сформированного с использованием единой информационной системы в сфере закупок (далее - место доставки) в срок: в течение 48 (сорока восьми) календарных дней с даты&gt;;</w:t>
-        <w:br/>
-        <w:t>2) срок: в течение 48 (сорока восьми) календарных дней с даты заключения Контракта.</w:t>
-        <w:br/>
-        <w:t>3) Срок поставки: в течение 48 (сорока восьми) календарных дней с даты заключения Контракта.</w:t>
-        <w:br/>
-        <w:br/>
-        <w:t>Степень соответствия: полное совпадение</w:t>
-        <w:br/>
-        <w:br/>
-        <w:t>Заключение: Количество ошибок: 0</w:t>
-        <w:br/>
-        <w:br/>
-        <w:t>--------------------</w:t>
-        <w:br/>
-        <w:br/>
-        <w:t>Эталонный пункт:</w:t>
-        <w:br/>
-        <w:t>Место поставки товара, оказания услуг, выполнения работ: Российская Федерация, Новосибирская область, г.о. город Новосибирск, г Новосибирск, пер Архонский, д. 10.</w:t>
-        <w:br/>
-        <w:br/>
-        <w:t>Ответ модели:</w:t>
-        <w:br/>
-        <w:t>Соответствующие фрагменты текста проекта:</w:t>
-        <w:br/>
-        <w:t>1) Адрес поставки: Российская Федерация, Новосибирская область, г.о. город Новосибирск, г Новосибирск, пер Архонский, д. 10.</w:t>
-        <w:br/>
-        <w:br/>
-        <w:t>Степень соответствия: полное совпадение</w:t>
-        <w:br/>
-        <w:br/>
-        <w:t>Заключение: Количество ошибок: 0</w:t>
-        <w:br/>
-        <w:br/>
-        <w:t>--------------------</w:t>
-        <w:br/>
+        <w:t>--------------</w:t>
       </w:r>
     </w:p>
     <w:sectPr>
